--- a/testakten/versausgleich-haerte-bgh-schaefer-nuernberg/docx/Beschwerdeerwiderung_Soell_04_07_2022.docx
+++ b/testakten/versausgleich-haerte-bgh-schaefer-nuernberg/docx/Beschwerdeerwiderung_Soell_04_07_2022.docx
@@ -10,7 +10,7 @@
         <w:rPr>
           <w:b/>
         </w:rPr>
-        <w:t>Soell Roedelsteiner und Partner mbB</w:t>
+        <w:t>Söll Rödelsteiner und Partner mbB</w:t>
       </w:r>
     </w:p>
     <w:p>
@@ -18,7 +18,7 @@
         <w:jc w:val="center"/>
       </w:pPr>
       <w:r>
-        <w:t>Karolinenstr. 27, 90402 Nuernberg</w:t>
+        <w:t>Karolinenstr. 27, 90402 Nürnberg</w:t>
       </w:r>
     </w:p>
     <w:p>
@@ -26,7 +26,7 @@
     </w:p>
     <w:p>
       <w:r>
-        <w:t>Oberlandesgericht Nuernberg</w:t>
+        <w:t>Oberlandesgericht Nürnberg</w:t>
       </w:r>
     </w:p>
     <w:p>
@@ -36,7 +36,7 @@
     </w:p>
     <w:p>
       <w:r>
-        <w:t>Fuerther Str. 110, 90429 Nuernberg</w:t>
+        <w:t>Fürther Str. 110, 90429 Nürnberg</w:t>
       </w:r>
     </w:p>
     <w:p>
@@ -44,7 +44,7 @@
     </w:p>
     <w:p>
       <w:r>
-        <w:t>Nuernberg, 04.07.2022</w:t>
+        <w:t>Nürnberg, 04.07.2022</w:t>
       </w:r>
     </w:p>
     <w:p>
@@ -60,7 +60,7 @@
     </w:p>
     <w:p>
       <w:r>
-        <w:t>In der Familiensache Schaefer ./. Schaefer</w:t>
+        <w:t>In der Familiensache Schäfer ./. Schäfer</w:t>
       </w:r>
     </w:p>
     <w:p>
@@ -79,7 +79,7 @@
     </w:p>
     <w:p>
       <w:r>
-        <w:t>Namens und mit Vollmacht der Antragsgegnerin und Beschwerdegegnerin Frau Leonie Schaefer beantragen wir,</w:t>
+        <w:t>Namens und mit Vollmacht der Antragsgegnerin und Beschwerdegegnerin Frau Leonie Schäfer beantragen wir,</w:t>
       </w:r>
     </w:p>
     <w:p>
@@ -90,7 +90,7 @@
         <w:rPr>
           <w:b/>
         </w:rPr>
-        <w:t>die Beschwerde des Antragstellers gegen den Beschluss des AG Nuernberg-Fuerth vom 28.02.2022 zurueckzuweisen.</w:t>
+        <w:t>die Beschwerde des Antragstellers gegen den Beschluss des AG Nürnberg-Fürth vom 28.02.2022 zurückzuweisen.</w:t>
       </w:r>
     </w:p>
     <w:p>
@@ -104,22 +104,22 @@
         <w:rPr>
           <w:rFonts w:ascii="Calibri" w:hAnsi="Calibri"/>
         </w:rPr>
-        <w:t>Begruendung</w:t>
+        <w:t>Begründung</w:t>
       </w:r>
     </w:p>
     <w:p>
       <w:r>
-        <w:t>1. Verteidigungsgrund: Strenge Ausnahmenatur des § 27 VersAusglG</w:t>
+        <w:t>1. Verteidigungsgrund: Strenge Ausnahmenatur des Paragrafen 27 VersAusglG</w:t>
       </w:r>
     </w:p>
     <w:p>
       <w:r>
-        <w:t>§ 27 VersAusglG ist nach gefestigter Rechtsprechung des Bundesgerichtshofs eine eng auszulegende Ausnahmevorschrift. Der Senat darf nur in extremen Konstellationen den verfassungsrechtlich abgesicherten Halbteilungsgrundsatz (Art. 6 GG; BVerfG 53, 257) durchbrechen. Der Antragsteller hat keine solche Konstellation dargetan.</w:t>
+        <w:t>Paragraf 27 VersAusglG ist nach gefestigter Rechtsprechung des Bundesgerichtshofs eine eng auszulegende Ausnahmevorschrift. Der Senat darf nur in extremen Konstellationen den verfassungsrechtlich abgesicherten Halbteilungsgrundsatz (Art. 6 GG; BVerfG 53, 257) durchbrechen. Der Antragsteller hat keine solche Konstellation dargetan.</w:t>
       </w:r>
     </w:p>
     <w:p>
       <w:r>
-        <w:t>Zitiert seien zunaechst die einschlaegigen Leitentscheidungen:</w:t>
+        <w:t>Zitiert seien zunächst die einschlägigen Leitentscheidungen:</w:t>
       </w:r>
     </w:p>
     <w:p>
@@ -142,12 +142,12 @@
     </w:p>
     <w:p>
       <w:r>
-        <w:t>2. Privilegierung der Erbschaft nach § 1374 Abs. 2 BGB</w:t>
+        <w:t>2. Privilegierung der Erbschaft nach Paragraf 1374 Abs. 2 BGB</w:t>
       </w:r>
     </w:p>
     <w:p>
       <w:r>
-        <w:t>Das Vermoegen der Antragsgegnerin stammt im Wesentlichen aus einer einseitigen Erbschaft des Onkels Theodor Winterstein (verstorben 14.03.2019, Erbschein AG Bamberg VI 1138/19 vom 02.09.2019). Solches Vermoegen ist nach § 1374 Abs. 2 BGB im Zugewinnausgleich privilegiert. Diese gesetzgeberische Privilegierung darf nicht ueber den Versorgungsausgleich umgangen werden.</w:t>
+        <w:t>Das Vermögen der Antragsgegnerin stammt im Wesentlichen aus einer einseitigen Erbschaft des Onkels Theodor Winterstein (verstorben 14.03.2019, Erbschein AG Bamberg VI 1138/19 vom 02.09.2019). Solches Vermögen ist nach Paragraf 1374 Abs. 2 BGB im Zugewinnausgleich privilegiert. Diese gesetzgeberische Privilegierung darf nicht über den Versorgungsausgleich umgangen werden.</w:t>
       </w:r>
     </w:p>
     <w:p>
@@ -155,17 +155,17 @@
     </w:p>
     <w:p>
       <w:r>
-        <w:t>3. Substanzgebundenheit und eingeschraenkte Verwertbarkeit</w:t>
+        <w:t>3. Substanzgebundenheit und eingeschränkte Verwertbarkeit</w:t>
       </w:r>
     </w:p>
     <w:p>
       <w:r>
-        <w:t>Der Antragsteller stellt das ererbte Vermoegen so dar, als sei es jederzeit liquide. Dies ist unzutreffend. Von den 6,9 Mio. EUR Verkehrswert entfallen 4,8 Mio. EUR auf drei Immobilien (Mehrfamilienhaus Bamberg, Gewerbeimmobilie Forchheim, ETW Muenchen), die kurzfristig nicht ohne erhebliche Substanzverluste verwertbar sind; Mieter sind langfristig gebunden. 1,2 Mio. EUR liegen in einem konservativ ausgerichteten Wertpapierdepot, das ueberwiegend Stiftungs- und Pensionsfondscharakter hat. Lediglich 450.000 EUR Festgelder sind kurzfristig liquide.</w:t>
+        <w:t>Der Antragsteller stellt das ererbte Vermögen so dar, als sei es jederzeit liquide. Dies ist unzutreffend. Von den 6,9 Mio. EUR Verkehrswert entfallen 4,8 Mio. EUR auf drei Immobilien (Mehrfamilienhaus Bamberg, Gewerbeimmobilie Forchheim, ETW München), die kurzfristig nicht ohne erhebliche Substanzverluste verwertbar sind; Mieter sind langfristig gebunden. 1,2 Mio. EUR liegen in einem konservativ ausgerichteten Wertpapierdepot, das überwiegend Stiftungs- und Pensionsfondscharakter hat. Lediglich 450.000 EUR Festgelder sind kurzfristig liquide.</w:t>
       </w:r>
     </w:p>
     <w:p>
       <w:r>
-        <w:t>Eine Beleihung der Immobilien zur Bedienung eines fiktiven Versorgungsausfalls ist altersbedingt (Antragsgegnerin Jg. 1961) und marktbedingt eingeschraenkt; die Sparkasse Bamberg hat mit Schreiben vom 14.02.2022 mitgeteilt, dass eine Vollvalutierung nur bis 60 Prozent des Verkehrswerts und nur fuer maximal 10 Jahre erfolgt.</w:t>
+        <w:t>Eine Beleihung der Immobilien zur Bedienung eines unterstellten Versorgungsausfalls ist altersbedingt (Antragsgegnerin Jg. 1961) und marktbedingt eingeschränkt; die Sparkasse Bamberg hat mit Schreiben vom 14.02.2022 mitgeteilt, dass eine Vollvalutierung nur bis 60 Prozent des Verkehrswerts und nur für maximal 10 Jahre erfolgt.</w:t>
       </w:r>
     </w:p>
     <w:p>
@@ -173,12 +173,12 @@
     </w:p>
     <w:p>
       <w:r>
-        <w:t>4. Keine gemeinsame Vermoegensplanung</w:t>
+        <w:t>4. Keine gemeinsame Vermögensplanung</w:t>
       </w:r>
     </w:p>
     <w:p>
       <w:r>
-        <w:t>Der Vortrag des Antragstellers zur 'gemeinsamen Vermoegensplanung' ist unsubstantiiert und wird hilfsweise mit Nichtwissen bestritten. Die Praxis stand bereits bei Eheschliessung 1987; die Antragsgegnerin hat lediglich eine zeitweise Buchfuehrung uebernommen, die in den Praxiskostenstellen abgegolten war.</w:t>
+        <w:t>Der Vortrag des Antragstellers zur 'gemeinsamen Vermögensplanung' ist unsubstantiiert und wird hilfsweise mit Nichtwissen bestritten. Die Praxis stand bereits bei Eheschließung 1987; die Antragsgegnerin hat lediglich eine zeitweise Buchführung übernommen, die in den Praxiskostenstellen abgegolten war.</w:t>
       </w:r>
     </w:p>
     <w:p>
@@ -186,12 +186,12 @@
     </w:p>
     <w:p>
       <w:r>
-        <w:t>5. § 8 der notariellen Vereinbarung 11.11.2021</w:t>
+        <w:t>5. Paragraf 8 der notariellen Vereinbarung 11.11.2021</w:t>
       </w:r>
     </w:p>
     <w:p>
       <w:r>
-        <w:t>Die Beteiligten haben in § 8 der Notariellen Vereinbarung ausdruecklich vereinbart, dass der oeffentlich-rechtliche Versorgungsausgleich von der Vereinbarung nicht erfasst wird. Diese ausdruekliche Aussparung schliesst eine Beruecksichtigung der Vermoegensverhaeltnisse, die durch die Notarvereinbarung pauschal ausgeglichen wurden (385.000 EUR), im VA aus. Eine inhaltliche Erstreckung der Vereinbarung kommt nicht in Betracht.</w:t>
+        <w:t>Die Beteiligten haben in Paragraf 8 der Notariellen Vereinbarung ausdrücklich vereinbart, dass der öffentlich-rechtliche Versorgungsausgleich von der Vereinbarung nicht erfasst wird. Diese ausdrückliche Aussparung schließt eine Berücksichtigung der Vermögensverhältnisse, die durch die Notarvereinbarung pauschal ausgeglichen wurden (385.000 EUR), im VA aus. Eine inhaltliche Erstreckung der Vereinbarung kommt nicht in Betracht.</w:t>
       </w:r>
     </w:p>
     <w:p>
@@ -204,7 +204,7 @@
     </w:p>
     <w:p>
       <w:r>
-        <w:t>Auch nach vollstaendiger Durchfuehrung des VA verbleiben dem Antragsteller eine Bayerische-Aerzteversorgungs-Rente von rund 2.063 EUR monatlich, eine geringe DRV-Rente sowie Praxisertraege und ein Praxis-Verkaufserloes von voraussichtlich 350.000 bis 450.000 EUR. Die Existenzgrundlage des Antragstellers ist damit nicht gefaehrdet.</w:t>
+        <w:t>Auch nach vollständiger Durchführung des VA verbleiben dem Antragsteller eine Bayerische-Ärzteversorgungs-Rente von rund 2.063 EUR monatlich, eine geringe DRV-Rente sowie Praxiserträge und ein Praxis-Verkaufserlös von voraussichtlich 350.000 bis 450.000 EUR. Die Existenzgrundlage des Antragstellers ist damit nicht gefährdet.</w:t>
       </w:r>
     </w:p>
     <w:p>
@@ -217,7 +217,7 @@
     </w:p>
     <w:p>
       <w:r>
-        <w:t>Eine grobe Unbilligkeit i. S. d. § 27 VersAusglG liegt nicht vor. Der Halbteilungsgrundsatz ist zu wahren. Die Beschwerde ist zurueckzuweisen.</w:t>
+        <w:t>Eine grobe Unbilligkeit i. S. d. Paragraf 27 VersAusglG liegt nicht vor. Der Halbteilungsgrundsatz ist zu wahren. Die Beschwerde ist zurückzuweisen.</w:t>
       </w:r>
     </w:p>
     <w:p>
@@ -225,7 +225,7 @@
     </w:p>
     <w:p>
       <w:r>
-        <w:t>Mit freundlichen kollegialen Gruessen</w:t>
+        <w:t>Mit freundlichen kollegialen Grüßen</w:t>
       </w:r>
     </w:p>
     <w:p>
@@ -233,22 +233,109 @@
     </w:p>
     <w:p>
       <w:r>
-        <w:t>Helene Soell-Roedelsteiner</w:t>
+        <w:t>Helene Söll-Rödelsteiner</w:t>
       </w:r>
     </w:p>
     <w:p>
       <w:r>
-        <w:t>Rechtsanwaeltin, Fachanwaeltin fuer Familienrecht</w:t>
+        <w:t>Rechtsanwältin, Fachanwältin für Familienrecht</w:t>
       </w:r>
     </w:p>
     <w:sectPr>
-      <w:pgSz w:w="12240" w:h="15840"/>
-      <w:pgMar w:top="1417" w:right="1417" w:bottom="1417" w:left="1417" w:header="720" w:footer="720" w:gutter="0"/>
+      <w:headerReference w:type="default" r:id="rId9"/>
+      <w:footerReference w:type="default" r:id="rId10"/>
+      <w:pgSz w:w="11906" w:h="16838"/>
+      <w:pgMar w:top="1417" w:right="1417" w:bottom="1417" w:left="1417" w:header="680" w:footer="567" w:gutter="0"/>
       <w:cols w:space="720"/>
       <w:docGrid w:linePitch="360"/>
     </w:sectPr>
   </w:body>
 </w:document>
+</file>
+
+<file path=word/footer1.xml><?xml version="1.0" encoding="utf-8"?>
+<w:ftr xmlns:m="http://schemas.openxmlformats.org/officeDocument/2006/math" xmlns:mc="http://schemas.openxmlformats.org/markup-compatibility/2006" xmlns:mo="http://schemas.microsoft.com/office/mac/office/2008/main" xmlns:mv="urn:schemas-microsoft-com:mac:vml" xmlns:o="urn:schemas-microsoft-com:office:office" xmlns:r="http://schemas.openxmlformats.org/officeDocument/2006/relationships" xmlns:v="urn:schemas-microsoft-com:vml" xmlns:w10="urn:schemas-microsoft-com:office:word" xmlns:w14="http://schemas.microsoft.com/office/word/2010/wordml" xmlns:w="http://schemas.openxmlformats.org/wordprocessingml/2006/main" xmlns:wne="http://schemas.microsoft.com/office/word/2006/wordml" xmlns:wp14="http://schemas.microsoft.com/office/word/2010/wordprocessingDrawing" xmlns:wp="http://schemas.openxmlformats.org/drawingml/2006/wordprocessingDrawing" xmlns:wpc="http://schemas.microsoft.com/office/word/2010/wordprocessingCanvas" xmlns:wpg="http://schemas.microsoft.com/office/word/2010/wordprocessingGroup" xmlns:wpi="http://schemas.microsoft.com/office/word/2010/wordprocessingInk" xmlns:wps="http://schemas.microsoft.com/office/word/2010/wordprocessingShape" mc:Ignorable="w14 wp14">
+  <w:p>
+    <w:pPr>
+      <w:pStyle w:val="Footer"/>
+      <w:tabs>
+        <w:tab w:pos="9071" w:val="right"/>
+      </w:tabs>
+      <w:jc w:val="left"/>
+    </w:pPr>
+    <w:r>
+      <w:rPr>
+        <w:rFonts w:ascii="Times New Roman" w:hAnsi="Times New Roman"/>
+        <w:color w:val="6B6B66"/>
+        <w:sz w:val="16"/>
+      </w:rPr>
+    </w:r>
+    <w:r>
+      <w:rPr>
+        <w:rFonts w:ascii="Times New Roman" w:hAnsi="Times New Roman"/>
+        <w:color w:val="6B6B66"/>
+        <w:sz w:val="16"/>
+      </w:rPr>
+      <w:t>Söll Rödelsteiner und Partner mbB</w:t>
+    </w:r>
+    <w:r>
+      <w:rPr>
+        <w:rFonts w:ascii="Times New Roman" w:hAnsi="Times New Roman"/>
+        <w:color w:val="6B6B66"/>
+        <w:sz w:val="16"/>
+      </w:rPr>
+      <w:tab/>
+      <w:t xml:space="preserve">Seite </w:t>
+    </w:r>
+    <w:r>
+      <w:rPr>
+        <w:rFonts w:ascii="Times New Roman" w:hAnsi="Times New Roman"/>
+        <w:color w:val="6B6B66"/>
+        <w:sz w:val="16"/>
+      </w:rPr>
+      <w:fldChar w:fldCharType="begin"/>
+      <w:instrText xml:space="preserve"> PAGE </w:instrText>
+      <w:fldChar w:fldCharType="end"/>
+    </w:r>
+  </w:p>
+</w:ftr>
+</file>
+
+<file path=word/header1.xml><?xml version="1.0" encoding="utf-8"?>
+<w:hdr xmlns:m="http://schemas.openxmlformats.org/officeDocument/2006/math" xmlns:mc="http://schemas.openxmlformats.org/markup-compatibility/2006" xmlns:mo="http://schemas.microsoft.com/office/mac/office/2008/main" xmlns:mv="urn:schemas-microsoft-com:mac:vml" xmlns:o="urn:schemas-microsoft-com:office:office" xmlns:r="http://schemas.openxmlformats.org/officeDocument/2006/relationships" xmlns:v="urn:schemas-microsoft-com:vml" xmlns:w10="urn:schemas-microsoft-com:office:word" xmlns:w14="http://schemas.microsoft.com/office/word/2010/wordml" xmlns:w="http://schemas.openxmlformats.org/wordprocessingml/2006/main" xmlns:wne="http://schemas.microsoft.com/office/word/2006/wordml" xmlns:wp14="http://schemas.microsoft.com/office/word/2010/wordprocessingDrawing" xmlns:wp="http://schemas.openxmlformats.org/drawingml/2006/wordprocessingDrawing" xmlns:wpc="http://schemas.microsoft.com/office/word/2010/wordprocessingCanvas" xmlns:wpg="http://schemas.microsoft.com/office/word/2010/wordprocessingGroup" xmlns:wpi="http://schemas.microsoft.com/office/word/2010/wordprocessingInk" xmlns:wps="http://schemas.microsoft.com/office/word/2010/wordprocessingShape" mc:Ignorable="w14 wp14">
+  <w:p>
+    <w:pPr>
+      <w:pStyle w:val="Header"/>
+      <w:jc w:val="left"/>
+    </w:pPr>
+    <w:r/>
+    <w:r>
+      <w:rPr>
+        <w:rFonts w:ascii="Times New Roman" w:hAnsi="Times New Roman"/>
+        <w:b/>
+        <w:color w:val="11555F"/>
+        <w:sz w:val="22"/>
+      </w:rPr>
+      <w:t>SÖLL RÖDELSTEINER UND PARTNER MBB</w:t>
+    </w:r>
+  </w:p>
+  <w:p>
+    <w:pPr>
+      <w:jc w:val="left"/>
+      <w:pBdr>
+        <w:bottom w:val="single" w:sz="8" w:space="2" w:color="11555F"/>
+      </w:pBdr>
+    </w:pPr>
+    <w:r>
+      <w:rPr>
+        <w:rFonts w:ascii="Times New Roman" w:hAnsi="Times New Roman"/>
+        <w:color w:val="6B6B66"/>
+        <w:sz w:val="16"/>
+      </w:rPr>
+      <w:t>Rechtsanwaltskanzlei · Az. 7 UF 743/22</w:t>
+    </w:r>
+  </w:p>
+</w:hdr>
 </file>
 
 <file path=word/numbering.xml><?xml version="1.0" encoding="utf-8"?>
